--- a/data/cvs/cv_15_easybill_GmbH____Senior_Staff_Software_Engineer_PHP__T.docx
+++ b/data/cvs/cv_15_easybill_GmbH____Senior_Staff_Software_Engineer_PHP__T.docx
@@ -86,7 +86,7 @@
         <w:rPr>
           <w:sz w:val="20"/>
         </w:rPr>
-        <w:t>Senior Software Engineer with a strong background in full-stack development and AI engineering. I excel in PHP, TypeScript, and Kotlin, with experience in Rust, Java, and Python. Skilled in building scalable applications, integrating APIs, and optimising front-end performance. I have a proven track record in delivering AI-driven solutions, including model evaluation, dataset annotation, and automation. Currently, I lead full-stack development at Copy Cat Group, integrating SAP APIs and building AI-powered pipelines.</w:t>
+        <w:t>Full Stack Developer and AI specialist with hands-on experience building full-stack applications and AI-powered automation solutions for enterprise clients in both U.S. and Kenyan tech sectors. I build robust systems using Python, JavaScript, React, and Node.js across various database systems like PostgreSQL and MySQL, complemented by deep experience in AI data annotation and prompt engineering. Currently at Copy Cat Group, I develop and integrate systems such as an SAP API for credit control and prototype AI tender scraping pipelines, significantly contributing to operational efficiencies.</w:t>
       </w:r>
     </w:p>
     <w:p>
@@ -119,7 +119,7 @@
         <w:rPr>
           <w:sz w:val="20"/>
         </w:rPr>
-        <w:t>PHP, TypeScript, Kotlin, Rust, Java, Python, JavaScript, SQL, Bash, HTML, CSS</w:t>
+        <w:t>PHP, Kotlin, JavaScript, Python, SQL, Bash, HTML, CSS</w:t>
       </w:r>
     </w:p>
     <w:p>
@@ -137,7 +137,7 @@
         <w:rPr>
           <w:sz w:val="20"/>
         </w:rPr>
-        <w:t>React, Node.js, Symfony, TanStack, Django, Flask</w:t>
+        <w:t>React, Node.js, Django, Flask</w:t>
       </w:r>
     </w:p>
     <w:p>
@@ -155,7 +155,7 @@
         <w:rPr>
           <w:sz w:val="20"/>
         </w:rPr>
-        <w:t>MySQL, Percona XtraDB Cluster, TiDB, Elasticsearch, Redis, MinIO, PostgreSQL, MongoDB, SQLite</w:t>
+        <w:t>MySQL, PostgreSQL, MongoDB, SQLite</w:t>
       </w:r>
     </w:p>
     <w:p>
@@ -191,7 +191,7 @@
         <w:rPr>
           <w:sz w:val="20"/>
         </w:rPr>
-        <w:t>LLM Evaluation, Prompt Engineering, Dataset Structuring, Model Alignment, Multimodal AI Training</w:t>
+        <w:t>Gemini API, Groq API, Prompt Engineering, LLM Evaluation, Data Annotation, Dataset Structuring, Artificial Intelligence</w:t>
       </w:r>
     </w:p>
     <w:p>
@@ -209,7 +209,7 @@
         <w:rPr>
           <w:sz w:val="20"/>
         </w:rPr>
-        <w:t>Web Scraping, REST APIs, CI/CD, Git, GitHub, Postman, VS Code, Jira, Trello, Slack, HubSpot, Figma, Docker</w:t>
+        <w:t>n8n, Playwright, APScheduler, Web Scraping, REST APIs</w:t>
       </w:r>
     </w:p>
     <w:p>
@@ -227,7 +227,43 @@
         <w:rPr>
           <w:sz w:val="20"/>
         </w:rPr>
-        <w:t>Oracle Cloud, Google Cloud Platform, Microservices, Softwareentwicklung, DSA, Claude Code, KI, Open-Source-Contributions, verteilte Systeme, datenlastige Anwendungen, Refactoring, Debugging</w:t>
+        <w:t>Docker, Oracle Cloud, Google Cloud Platform, Git, GitHub, Postman, VS Code, Jira, Trello, Slack, HubSpot, Figma</w:t>
+      </w:r>
+    </w:p>
+    <w:p>
+      <w:pPr>
+        <w:spacing w:before="0" w:after="40"/>
+      </w:pPr>
+      <w:r>
+        <w:rPr>
+          <w:b/>
+          <w:sz w:val="20"/>
+        </w:rPr>
+        <w:t xml:space="preserve">AI &amp; Specialist Tools: </w:t>
+      </w:r>
+      <w:r>
+        <w:rPr>
+          <w:sz w:val="20"/>
+        </w:rPr>
+        <w:t>TypeScript, Rust, Zig, Percona XtraDB Cluster, TiDB, Elasticsearch, Redis, MinIO, Symfony, TanStack</w:t>
+      </w:r>
+    </w:p>
+    <w:p>
+      <w:pPr>
+        <w:spacing w:before="0" w:after="40"/>
+      </w:pPr>
+      <w:r>
+        <w:rPr>
+          <w:b/>
+          <w:sz w:val="20"/>
+        </w:rPr>
+        <w:t xml:space="preserve">Platforms &amp; Methods: </w:t>
+      </w:r>
+      <w:r>
+        <w:rPr>
+          <w:sz w:val="20"/>
+        </w:rPr>
+        <w:t>Microservices, Cloud-based, Scaling Solutions, Backend Development, Frontend Development, Data Migration, Refactoring, Claude Code, Infrastructure, Dockerized Development Environments</w:t>
       </w:r>
     </w:p>
     <w:p>
@@ -277,7 +313,7 @@
         <w:rPr>
           <w:sz w:val="20"/>
         </w:rPr>
-        <w:t>Leading the integration of SAP APIs with an internal Credit Control System, creating an automated solution for OA and IT business units.</w:t>
+        <w:t>Integrated SAP APIs with internal Credit Control System, automating live data exchange.</w:t>
       </w:r>
     </w:p>
     <w:p>
@@ -289,7 +325,7 @@
         <w:rPr>
           <w:sz w:val="20"/>
         </w:rPr>
-        <w:t>Designing and documenting enterprise architecture, including application, data, integration, and security aspects, for the Innovation Team.</w:t>
+        <w:t>Designed and prototyped an AI-powered tender scraping pipeline, automating opportunity discovery.</w:t>
       </w:r>
     </w:p>
     <w:p>
@@ -301,19 +337,7 @@
         <w:rPr>
           <w:sz w:val="20"/>
         </w:rPr>
-        <w:t>Authoring comprehensive BRDs and SDDs to define project scope and technical requirements for client-facing initiatives.</w:t>
-      </w:r>
-    </w:p>
-    <w:p>
-      <w:pPr>
-        <w:pStyle w:val="ListBullet"/>
-        <w:spacing w:before="0" w:after="20"/>
-      </w:pPr>
-      <w:r>
-        <w:rPr>
-          <w:sz w:val="20"/>
-        </w:rPr>
-        <w:t>Building an AI-powered tender scraping pipeline, automating the discovery and processing of tender opportunities.</w:t>
+        <w:t>Authored comprehensive System Design and Business Requirements documents for enterprise initiatives.</w:t>
       </w:r>
     </w:p>
     <w:p>
@@ -348,7 +372,7 @@
         <w:rPr>
           <w:sz w:val="20"/>
         </w:rPr>
-        <w:t>Train AI models by generating accurate difference-based captions for multimodal datasets</w:t>
+        <w:t>Generated accurate difference-based captions for multimodal datasets, training AI models.</w:t>
       </w:r>
     </w:p>
     <w:p>
@@ -360,7 +384,7 @@
         <w:rPr>
           <w:sz w:val="20"/>
         </w:rPr>
-        <w:t>Perform categorisation, bounding, consistency checks, and image-level validation to improve multimodal model accuracy</w:t>
+        <w:t>Performed categorisation, bounding, and validation to enhance multimodal model accuracy.</w:t>
       </w:r>
     </w:p>
     <w:p>
@@ -372,7 +396,7 @@
         <w:rPr>
           <w:sz w:val="20"/>
         </w:rPr>
-        <w:t>Contribute high-quality annotated outputs that directly feed into production AI model training pipelines</w:t>
+        <w:t>Contributed high-quality annotated outputs directly into production AI training pipelines.</w:t>
       </w:r>
     </w:p>
     <w:p>
@@ -407,7 +431,7 @@
         <w:rPr>
           <w:sz w:val="20"/>
         </w:rPr>
-        <w:t>Developed and delivered full-stack solutions for U.S.-based clients across different sectors</w:t>
+        <w:t>Developed and delivered full-stack solutions for diverse U.S.-based clients.</w:t>
       </w:r>
     </w:p>
     <w:p>
@@ -419,7 +443,7 @@
         <w:rPr>
           <w:sz w:val="20"/>
         </w:rPr>
-        <w:t>Built UI components, optimised APIs, and handled CMS-based website systems</w:t>
+        <w:t>Built UI components and optimised APIs for CMS-based website systems.</w:t>
       </w:r>
     </w:p>
     <w:p>
@@ -431,7 +455,7 @@
         <w:rPr>
           <w:sz w:val="20"/>
         </w:rPr>
-        <w:t>Collaborated with remote teams to debug, improve performance, and implement client feedback</w:t>
+        <w:t>Collaborated remotely on debugging, performance improvements, and client feedback.</w:t>
       </w:r>
     </w:p>
     <w:p>
@@ -466,7 +490,7 @@
         <w:rPr>
           <w:sz w:val="20"/>
         </w:rPr>
-        <w:t>Annotated and evaluated datasets for health and agriculture AI systems</w:t>
+        <w:t>Annotated and evaluated datasets for health and agriculture AI systems.</w:t>
       </w:r>
     </w:p>
     <w:p>
@@ -478,7 +502,7 @@
         <w:rPr>
           <w:sz w:val="20"/>
         </w:rPr>
-        <w:t>Performed intent detection, slot tagging, utterance verification, and structured dataset creation</w:t>
+        <w:t>Performed intent detection, slot tagging, and structured dataset creation for AI.</w:t>
       </w:r>
     </w:p>
     <w:p>
@@ -490,7 +514,7 @@
         <w:rPr>
           <w:sz w:val="20"/>
         </w:rPr>
-        <w:t>Ensured annotation quality and consistency across multilingual and multimodal training data</w:t>
+        <w:t>Ensured annotation quality and consistency across multilingual and multimodal data.</w:t>
       </w:r>
     </w:p>
     <w:p>
